--- a/docs/research/RESEARCH-memmachine-2026-07-29.docx
+++ b/docs/research/RESEARCH-memmachine-2026-07-29.docx
@@ -7984,7 +7984,29 @@
               <w:rPr>
                 <w:sz w:val="20"/>
               </w:rPr>
-              <w:t>Chờ user xác nhận</w:t>
+              <w:t xml:space="preserve">✅ Đã áp dụng — </w:t>
+            </w:r>
+            <w:r>
+              <w:rPr>
+                <w:rFonts w:ascii="Courier New" w:hAnsi="Courier New"/>
+                <w:color w:val="F05922"/>
+                <w:sz w:val="20"/>
+              </w:rPr>
+              <w:t>.claude/shared/GOTCHAS.md</w:t>
+            </w:r>
+            <w:r>
+              <w:rPr>
+                <w:sz w:val="20"/>
+              </w:rPr>
+              <w:t xml:space="preserve"> (bảng lọc + 6 category labels) + </w:t>
+            </w:r>
+            <w:r>
+              <w:rPr>
+                <w:rFonts w:ascii="Courier New" w:hAnsi="Courier New"/>
+                <w:color w:val="F05922"/>
+                <w:sz w:val="20"/>
+              </w:rPr>
+              <w:t>.claude/shared/CORE.md §6</w:t>
             </w:r>
           </w:p>
         </w:tc>
@@ -8043,7 +8065,21 @@
               <w:rPr>
                 <w:sz w:val="20"/>
               </w:rPr>
-              <w:t>Chờ user xác nhận</w:t>
+              <w:t xml:space="preserve">✅ Đã áp dụng — </w:t>
+            </w:r>
+            <w:r>
+              <w:rPr>
+                <w:rFonts w:ascii="Courier New" w:hAnsi="Courier New"/>
+                <w:color w:val="F05922"/>
+                <w:sz w:val="20"/>
+              </w:rPr>
+              <w:t>CLAUDE.md §17.1</w:t>
+            </w:r>
+            <w:r>
+              <w:rPr>
+                <w:sz w:val="20"/>
+              </w:rPr>
+              <w:t xml:space="preserve"> bước 4 (sufficiency tracking sub-step)</w:t>
             </w:r>
           </w:p>
         </w:tc>
@@ -8105,7 +8141,21 @@
               <w:rPr>
                 <w:sz w:val="20"/>
               </w:rPr>
-              <w:t>Chờ user xác nhận</w:t>
+              <w:t xml:space="preserve">✅ Đã áp dụng — </w:t>
+            </w:r>
+            <w:r>
+              <w:rPr>
+                <w:rFonts w:ascii="Courier New" w:hAnsi="Courier New"/>
+                <w:color w:val="F05922"/>
+                <w:sz w:val="20"/>
+              </w:rPr>
+              <w:t>C:\Users\nguye\.claude\CLAUDE.md §Khi nào đọc lessons</w:t>
+            </w:r>
+            <w:r>
+              <w:rPr>
+                <w:sz w:val="20"/>
+              </w:rPr>
+              <w:t xml:space="preserve"> (Simple Query Rule + bảng lọc)</w:t>
             </w:r>
           </w:p>
         </w:tc>
@@ -8164,7 +8214,35 @@
               <w:rPr>
                 <w:sz w:val="20"/>
               </w:rPr>
-              <w:t>Chờ user xác nhận</w:t>
+              <w:t xml:space="preserve">✅ Đã áp dụng — tạo </w:t>
+            </w:r>
+            <w:r>
+              <w:rPr>
+                <w:rFonts w:ascii="Courier New" w:hAnsi="Courier New"/>
+                <w:color w:val="F05922"/>
+                <w:sz w:val="20"/>
+              </w:rPr>
+              <w:t>.claude/commands/pre-coding-check.md</w:t>
+            </w:r>
+            <w:r>
+              <w:rPr>
+                <w:sz w:val="20"/>
+              </w:rPr>
+              <w:t xml:space="preserve"> (mới) + </w:t>
+            </w:r>
+            <w:r>
+              <w:rPr>
+                <w:rFonts w:ascii="Courier New" w:hAnsi="Courier New"/>
+                <w:color w:val="F05922"/>
+                <w:sz w:val="20"/>
+              </w:rPr>
+              <w:t>CLAUDE.md §16.5 Bước 2a</w:t>
+            </w:r>
+            <w:r>
+              <w:rPr>
+                <w:sz w:val="20"/>
+              </w:rPr>
+              <w:t xml:space="preserve"> (1 dòng reference)</w:t>
             </w:r>
           </w:p>
         </w:tc>
